--- a/docs/Huong-dan-su-dung-Tro-ly-AI-GD1-GD4.docx
+++ b/docs/Huong-dan-su-dung-Tro-ly-AI-GD1-GD4.docx
@@ -4828,6 +4828,18 @@
       </w:r>
       <w:r>
         <w:t xml:space="preserve"> chép toàn bộ gợi ý dạng văn bản nếu cần ghi chú.</w:t>
+      </w:r>
+    </w:p>
+    <w:p>
+      <w:pPr>
+        <w:pBdr>
+          <w:left w:val="single" w:color="2563EB" w:sz="18" w:space="6"/>
+        </w:pBdr>
+        <w:shd w:fill="EFF6FF" w:color="auto" w:val="clear"/>
+        <w:spacing w:before="80" w:after="160"/>
+      </w:pPr>
+      <w:r>
+        <w:t xml:space="preserve">Hệ thống chỉ hỏi AI về những tiêu chí mà hồ sơ đoàn có loại dữ liệu phù hợp: quyết định kiểm toán cho tiêu chí về quyết định; công việc được phân công cho tiêu chí về phân công/nhiệm vụ; TTSS cho tiêu chí về phát hiện/sai sót; kiến nghị cho tiêu chí về kiến nghị; mục tiêu, phạm vi; mốc thời gian cho tiêu chí về thời hạn. Các tiêu chí khác (vd lập biên bản, họp đoàn) hệ thống không có dữ liệu nên luôn là “Cần xem hồ sơ”.</w:t>
       </w:r>
     </w:p>
     <w:p>
